--- a/docs/word/ChangeDown-Launch.docx
+++ b/docs/word/ChangeDown-Launch.docx
@@ -711,7 +711,7 @@
 
 <file path=word/webextensions/webextension.xml><?xml version="1.0" encoding="utf-8"?>
 <we:webextension xmlns:we="http://schemas.microsoft.com/office/webextensions/webextension/2010/11" id="{a3f7c142-84b2-4e9d-b031-cd2e7f85a301}">
-  <we:reference id="a3f7c142-84b2-4e9d-b031-cd2e7f85a301" version="1.0.1.0" store="developer" storeType="Registry"/>
+  <we:reference id="a3f7c142-84b2-4e9d-b031-cd2e7f85a301" version="1.0.3.0" store="developer" storeType="Registry"/>
   <we:alternateReferences/>
   <we:properties/>
   <we:bindings/>
